--- a/static/docs/comms/2026_AGM_Notice.docx
+++ b/static/docs/comms/2026_AGM_Notice.docx
@@ -3,113 +3,758 @@
 <w:document xmlns:wpc="http://schemas.microsoft.com/office/word/2010/wordprocessingCanvas" xmlns:cx="http://schemas.microsoft.com/office/drawing/2014/chartex" xmlns:cx1="http://schemas.microsoft.com/office/drawing/2015/9/8/chartex" xmlns:cx2="http://schemas.microsoft.com/office/drawing/2015/10/21/chartex" xmlns:cx3="http://schemas.microsoft.com/office/drawing/2016/5/9/chartex" xmlns:cx4="http://schemas.microsoft.com/office/drawing/2016/5/10/chartex" xmlns:cx5="http://schemas.microsoft.com/office/drawing/2016/5/11/chartex" xmlns:cx6="http://schemas.microsoft.com/office/drawing/2016/5/12/chartex" xmlns:cx7="http://schemas.microsoft.com/office/drawing/2016/5/13/chartex" xmlns:cx8="http://schemas.microsoft.com/office/drawing/2016/5/14/chartex" xmlns:mc="http://schemas.openxmlformats.org/markup-compatibility/2006" xmlns:aink="http://schemas.microsoft.com/office/drawing/2016/ink" xmlns:am3d="http://schemas.microsoft.com/office/drawing/2017/model3d" xmlns:o="urn:schemas-microsoft-com:office:office" xmlns:oel="http://schemas.microsoft.com/office/2019/extlst" xmlns:r="http://schemas.openxmlformats.org/officeDocument/2006/relationships" xmlns:m="http://schemas.openxmlformats.org/officeDocument/2006/math" xmlns:v="urn:schemas-microsoft-com:vml" xmlns:wp14="http://schemas.microsoft.com/office/word/2010/wordprocessingDrawing" xmlns:wp="http://schemas.openxmlformats.org/drawingml/2006/wordprocessingDrawing" xmlns:w10="urn:schemas-microsoft-com:office:word" xmlns:w="http://schemas.openxmlformats.org/wordprocessingml/2006/main" xmlns:w14="http://schemas.microsoft.com/office/word/2010/wordml" xmlns:w15="http://schemas.microsoft.com/office/word/2012/wordml" xmlns:w16cex="http://schemas.microsoft.com/office/word/2018/wordml/cex" xmlns:w16cid="http://schemas.microsoft.com/office/word/2016/wordml/cid" xmlns:w16="http://schemas.microsoft.com/office/word/2018/wordml" xmlns:w16du="http://schemas.microsoft.com/office/word/2023/wordml/word16du" xmlns:w16sdtdh="http://schemas.microsoft.com/office/word/2020/wordml/sdtdatahash" xmlns:w16sdtfl="http://schemas.microsoft.com/office/word/2024/wordml/sdtformatlock" xmlns:w16se="http://schemas.microsoft.com/office/word/2015/wordml/symex" xmlns:wpg="http://schemas.microsoft.com/office/word/2010/wordprocessingGroup" xmlns:wpi="http://schemas.microsoft.com/office/word/2010/wordprocessingInk" xmlns:wne="http://schemas.microsoft.com/office/word/2006/wordml" xmlns:wps="http://schemas.microsoft.com/office/word/2010/wordprocessingShape" mc:Ignorable="w14 w15 w16se w16cid w16 w16cex w16sdtdh w16sdtfl w16du wp14">
   <w:body>
     <w:p>
-      <w:r>
-        <w:t>D</w:t>
-      </w:r>
-      <w:r>
-        <w:t>ear Woodside Community Homeowners,</w:t>
+      <w:pPr>
+        <w:pStyle w:val="Heading1"/>
+      </w:pPr>
+      <w:r>
+        <w:t>Woodside</w:t>
+      </w:r>
+      <w:r>
+        <w:t xml:space="preserve"> HOA </w:t>
+      </w:r>
+      <w:r>
+        <w:t>Annual Meeting Notice</w:t>
       </w:r>
     </w:p>
     <w:p>
       <w:pPr>
         <w:pStyle w:val="Heading2"/>
       </w:pPr>
-      <w:r>
-        <w:t>2026 Annual Meeting</w:t>
-      </w:r>
-    </w:p>
-    <w:p>
-      <w:r>
-        <w:t>Our</w:t>
-      </w:r>
-      <w:r>
+    </w:p>
+    <w:p>
+      <w:pPr>
+        <w:pStyle w:val="Heading2"/>
+      </w:pPr>
+      <w:r>
+        <w:t xml:space="preserve">2026 </w:t>
+      </w:r>
+      <w:r>
+        <w:t xml:space="preserve">Annual Meeting </w:t>
+      </w:r>
+    </w:p>
+    <w:p>
+      <w:r>
+        <w:rPr>
+          <w:b/>
+          <w:bCs/>
+        </w:rPr>
+        <w:t>Date</w:t>
+      </w:r>
+      <w:r>
+        <w:t>: February 2, 2026</w:t>
+      </w:r>
+    </w:p>
+    <w:p>
+      <w:r>
+        <w:rPr>
+          <w:b/>
+          <w:bCs/>
+        </w:rPr>
+        <w:t>Time</w:t>
+      </w:r>
+      <w:r>
+        <w:t>:</w:t>
+      </w:r>
+      <w:r>
+        <w:rPr>
+          <w:b/>
+          <w:bCs/>
+        </w:rPr>
         <w:t xml:space="preserve"> </w:t>
       </w:r>
       <w:r>
-        <w:t>a</w:t>
-      </w:r>
-      <w:r>
-        <w:t xml:space="preserve">nnual </w:t>
-      </w:r>
-      <w:r>
-        <w:t>m</w:t>
-      </w:r>
-      <w:r>
-        <w:t>eeting will be held</w:t>
-      </w:r>
-      <w:r>
-        <w:t xml:space="preserve"> on &lt;Date &amp; Time TBD</w:t>
-      </w:r>
-      <w:proofErr w:type="gramStart"/>
-      <w:r>
-        <w:t xml:space="preserve">&gt;, </w:t>
-      </w:r>
-      <w:r>
-        <w:t xml:space="preserve"> February</w:t>
-      </w:r>
-      <w:proofErr w:type="gramEnd"/>
-      <w:r>
-        <w:t xml:space="preserve"> 2026</w:t>
-      </w:r>
-      <w:r>
-        <w:t xml:space="preserve"> at Northern Heights Elementary School</w:t>
-      </w:r>
-      <w:r>
-        <w:t>.</w:t>
+        <w:t>6:30 PM – 7:30 PM</w:t>
+      </w:r>
+    </w:p>
+    <w:p>
+      <w:r>
+        <w:rPr>
+          <w:b/>
+          <w:bCs/>
+        </w:rPr>
+        <w:t>Location</w:t>
+      </w:r>
+      <w:r>
+        <w:t>:</w:t>
       </w:r>
       <w:r>
         <w:t xml:space="preserve"> </w:t>
       </w:r>
       <w:r>
-        <w:t>Please save the date and plan to attend</w:t>
-      </w:r>
-      <w:r>
-        <w:t xml:space="preserve"> </w:t>
-      </w:r>
-      <w:r>
-        <w:t>your participation is important to our community.</w:t>
-      </w:r>
-    </w:p>
+        <w:t>Northern Heights Elementary School Library</w:t>
+      </w:r>
+    </w:p>
+    <w:p>
+      <w:r>
+        <w:t>4000 Magrath Rd, Bellingham, WA 98226</w:t>
+      </w:r>
+    </w:p>
+    <w:p/>
     <w:p>
       <w:pPr>
         <w:pStyle w:val="Heading2"/>
       </w:pPr>
       <w:r>
-        <w:t>Updated Website and Board Contact</w:t>
-      </w:r>
-    </w:p>
-    <w:p>
-      <w:r>
-        <w:t xml:space="preserve">Website: </w:t>
-      </w:r>
-      <w:hyperlink r:id="rId4" w:history="1">
+        <w:t>Agenda</w:t>
+      </w:r>
+    </w:p>
+    <w:p>
+      <w:pPr>
+        <w:pStyle w:val="NormalWeb"/>
+        <w:numPr>
+          <w:ilvl w:val="0"/>
+          <w:numId w:val="1"/>
+        </w:numPr>
+        <w:rPr>
+          <w:rFonts w:asciiTheme="minorHAnsi" w:hAnsiTheme="minorHAnsi"/>
+          <w:sz w:val="20"/>
+          <w:szCs w:val="20"/>
+        </w:rPr>
+      </w:pPr>
+      <w:r>
+        <w:rPr>
+          <w:rFonts w:asciiTheme="minorHAnsi" w:hAnsiTheme="minorHAnsi"/>
+          <w:sz w:val="20"/>
+          <w:szCs w:val="20"/>
+        </w:rPr>
+        <w:t>Establish Quorum</w:t>
+      </w:r>
+    </w:p>
+    <w:p>
+      <w:pPr>
+        <w:pStyle w:val="NormalWeb"/>
+        <w:numPr>
+          <w:ilvl w:val="0"/>
+          <w:numId w:val="1"/>
+        </w:numPr>
+        <w:rPr>
+          <w:rFonts w:asciiTheme="minorHAnsi" w:hAnsiTheme="minorHAnsi"/>
+          <w:sz w:val="20"/>
+          <w:szCs w:val="20"/>
+        </w:rPr>
+      </w:pPr>
+      <w:r>
+        <w:rPr>
+          <w:rFonts w:asciiTheme="minorHAnsi" w:hAnsiTheme="minorHAnsi"/>
+          <w:sz w:val="20"/>
+          <w:szCs w:val="20"/>
+        </w:rPr>
+        <w:t>Approval of Prior Annual Meeting Minutes</w:t>
+      </w:r>
+    </w:p>
+    <w:p>
+      <w:pPr>
+        <w:pStyle w:val="NormalWeb"/>
+        <w:numPr>
+          <w:ilvl w:val="0"/>
+          <w:numId w:val="1"/>
+        </w:numPr>
+        <w:rPr>
+          <w:rFonts w:asciiTheme="minorHAnsi" w:hAnsiTheme="minorHAnsi"/>
+          <w:sz w:val="20"/>
+          <w:szCs w:val="20"/>
+        </w:rPr>
+      </w:pPr>
+      <w:r>
+        <w:rPr>
+          <w:rFonts w:asciiTheme="minorHAnsi" w:hAnsiTheme="minorHAnsi"/>
+          <w:sz w:val="20"/>
+          <w:szCs w:val="20"/>
+        </w:rPr>
+        <w:t>Announcements</w:t>
+      </w:r>
+    </w:p>
+    <w:p>
+      <w:pPr>
+        <w:pStyle w:val="NormalWeb"/>
+        <w:numPr>
+          <w:ilvl w:val="1"/>
+          <w:numId w:val="1"/>
+        </w:numPr>
+        <w:rPr>
+          <w:rFonts w:asciiTheme="minorHAnsi" w:hAnsiTheme="minorHAnsi"/>
+          <w:sz w:val="20"/>
+          <w:szCs w:val="20"/>
+        </w:rPr>
+      </w:pPr>
+      <w:r>
+        <w:rPr>
+          <w:rFonts w:asciiTheme="minorHAnsi" w:hAnsiTheme="minorHAnsi"/>
+          <w:sz w:val="20"/>
+          <w:szCs w:val="20"/>
+        </w:rPr>
+        <w:t>Website</w:t>
+      </w:r>
+    </w:p>
+    <w:p>
+      <w:pPr>
+        <w:pStyle w:val="NormalWeb"/>
+        <w:numPr>
+          <w:ilvl w:val="1"/>
+          <w:numId w:val="1"/>
+        </w:numPr>
+        <w:rPr>
+          <w:rFonts w:asciiTheme="minorHAnsi" w:hAnsiTheme="minorHAnsi"/>
+          <w:sz w:val="20"/>
+          <w:szCs w:val="20"/>
+        </w:rPr>
+      </w:pPr>
+      <w:r>
+        <w:rPr>
+          <w:rFonts w:asciiTheme="minorHAnsi" w:hAnsiTheme="minorHAnsi"/>
+          <w:sz w:val="20"/>
+          <w:szCs w:val="20"/>
+        </w:rPr>
+        <w:t>Fines</w:t>
+      </w:r>
+    </w:p>
+    <w:p>
+      <w:pPr>
+        <w:pStyle w:val="NormalWeb"/>
+        <w:numPr>
+          <w:ilvl w:val="0"/>
+          <w:numId w:val="1"/>
+        </w:numPr>
+        <w:rPr>
+          <w:rFonts w:asciiTheme="minorHAnsi" w:hAnsiTheme="minorHAnsi"/>
+          <w:sz w:val="20"/>
+          <w:szCs w:val="20"/>
+        </w:rPr>
+      </w:pPr>
+      <w:r>
+        <w:rPr>
+          <w:rFonts w:asciiTheme="minorHAnsi" w:hAnsiTheme="minorHAnsi"/>
+          <w:sz w:val="20"/>
+          <w:szCs w:val="20"/>
+        </w:rPr>
+        <w:t>Treasurer’s Budget Overview</w:t>
+      </w:r>
+    </w:p>
+    <w:p>
+      <w:pPr>
+        <w:pStyle w:val="NormalWeb"/>
+        <w:numPr>
+          <w:ilvl w:val="1"/>
+          <w:numId w:val="1"/>
+        </w:numPr>
+        <w:rPr>
+          <w:rFonts w:asciiTheme="minorHAnsi" w:hAnsiTheme="minorHAnsi"/>
+          <w:sz w:val="20"/>
+          <w:szCs w:val="20"/>
+        </w:rPr>
+      </w:pPr>
+      <w:r>
+        <w:rPr>
+          <w:rFonts w:asciiTheme="minorHAnsi" w:hAnsiTheme="minorHAnsi"/>
+          <w:sz w:val="20"/>
+          <w:szCs w:val="20"/>
+        </w:rPr>
+        <w:t>Prior year summary</w:t>
+      </w:r>
+    </w:p>
+    <w:p>
+      <w:pPr>
+        <w:pStyle w:val="NormalWeb"/>
+        <w:numPr>
+          <w:ilvl w:val="1"/>
+          <w:numId w:val="1"/>
+        </w:numPr>
+        <w:rPr>
+          <w:rFonts w:asciiTheme="minorHAnsi" w:hAnsiTheme="minorHAnsi"/>
+          <w:sz w:val="20"/>
+          <w:szCs w:val="20"/>
+        </w:rPr>
+      </w:pPr>
+      <w:r>
+        <w:rPr>
+          <w:rFonts w:asciiTheme="minorHAnsi" w:hAnsiTheme="minorHAnsi"/>
+          <w:sz w:val="20"/>
+          <w:szCs w:val="20"/>
+        </w:rPr>
+        <w:t>Proposed budget</w:t>
+      </w:r>
+      <w:r>
+        <w:rPr>
+          <w:rFonts w:asciiTheme="minorHAnsi" w:hAnsiTheme="minorHAnsi"/>
+          <w:sz w:val="20"/>
+          <w:szCs w:val="20"/>
+        </w:rPr>
+        <w:t xml:space="preserve"> (included)</w:t>
+      </w:r>
+    </w:p>
+    <w:p>
+      <w:pPr>
+        <w:pStyle w:val="NormalWeb"/>
+        <w:numPr>
+          <w:ilvl w:val="0"/>
+          <w:numId w:val="1"/>
+        </w:numPr>
+        <w:rPr>
+          <w:rFonts w:asciiTheme="minorHAnsi" w:hAnsiTheme="minorHAnsi"/>
+          <w:sz w:val="20"/>
+          <w:szCs w:val="20"/>
+        </w:rPr>
+      </w:pPr>
+      <w:r>
+        <w:rPr>
+          <w:rFonts w:asciiTheme="minorHAnsi" w:hAnsiTheme="minorHAnsi"/>
+          <w:sz w:val="20"/>
+          <w:szCs w:val="20"/>
+        </w:rPr>
+        <w:t>Motion to Approve Dues Increase 3</w:t>
+      </w:r>
+      <w:r>
+        <w:rPr>
+          <w:rFonts w:asciiTheme="minorHAnsi" w:hAnsiTheme="minorHAnsi"/>
+          <w:sz w:val="20"/>
+          <w:szCs w:val="20"/>
+        </w:rPr>
+        <w:t>3</w:t>
+      </w:r>
+      <w:r>
+        <w:rPr>
+          <w:rFonts w:asciiTheme="minorHAnsi" w:hAnsiTheme="minorHAnsi"/>
+          <w:sz w:val="20"/>
+          <w:szCs w:val="20"/>
+        </w:rPr>
+        <w:t>%</w:t>
+      </w:r>
+    </w:p>
+    <w:p>
+      <w:pPr>
+        <w:pStyle w:val="NormalWeb"/>
+        <w:numPr>
+          <w:ilvl w:val="0"/>
+          <w:numId w:val="1"/>
+        </w:numPr>
+        <w:rPr>
+          <w:rFonts w:asciiTheme="minorHAnsi" w:hAnsiTheme="minorHAnsi"/>
+          <w:sz w:val="20"/>
+          <w:szCs w:val="20"/>
+        </w:rPr>
+      </w:pPr>
+      <w:r>
+        <w:rPr>
+          <w:rFonts w:asciiTheme="minorHAnsi" w:hAnsiTheme="minorHAnsi"/>
+          <w:sz w:val="20"/>
+          <w:szCs w:val="20"/>
+        </w:rPr>
+        <w:t>Member Vote (ballots/proxies)</w:t>
+      </w:r>
+    </w:p>
+    <w:p>
+      <w:pPr>
+        <w:pStyle w:val="NormalWeb"/>
+        <w:numPr>
+          <w:ilvl w:val="0"/>
+          <w:numId w:val="1"/>
+        </w:numPr>
+        <w:rPr>
+          <w:rFonts w:asciiTheme="minorHAnsi" w:hAnsiTheme="minorHAnsi"/>
+          <w:sz w:val="20"/>
+          <w:szCs w:val="20"/>
+        </w:rPr>
+      </w:pPr>
+      <w:r>
+        <w:rPr>
+          <w:rFonts w:asciiTheme="minorHAnsi" w:hAnsiTheme="minorHAnsi"/>
+          <w:sz w:val="20"/>
+          <w:szCs w:val="20"/>
+        </w:rPr>
+        <w:t>Announcement of Results</w:t>
+      </w:r>
+      <w:r>
+        <w:rPr>
+          <w:rFonts w:asciiTheme="minorHAnsi" w:hAnsiTheme="minorHAnsi"/>
+          <w:sz w:val="20"/>
+          <w:szCs w:val="20"/>
+        </w:rPr>
+        <w:t xml:space="preserve"> (if quorum is in attendance)</w:t>
+      </w:r>
+    </w:p>
+    <w:p>
+      <w:pPr>
+        <w:pStyle w:val="NormalWeb"/>
+        <w:numPr>
+          <w:ilvl w:val="0"/>
+          <w:numId w:val="1"/>
+        </w:numPr>
+        <w:rPr>
+          <w:rFonts w:asciiTheme="minorHAnsi" w:hAnsiTheme="minorHAnsi"/>
+          <w:sz w:val="20"/>
+          <w:szCs w:val="20"/>
+        </w:rPr>
+      </w:pPr>
+      <w:r>
+        <w:rPr>
+          <w:rFonts w:asciiTheme="minorHAnsi" w:hAnsiTheme="minorHAnsi"/>
+          <w:sz w:val="20"/>
+          <w:szCs w:val="20"/>
+        </w:rPr>
+        <w:t>Director Elections (if applicable)</w:t>
+      </w:r>
+    </w:p>
+    <w:p>
+      <w:pPr>
+        <w:pStyle w:val="NormalWeb"/>
+        <w:numPr>
+          <w:ilvl w:val="0"/>
+          <w:numId w:val="1"/>
+        </w:numPr>
+        <w:rPr>
+          <w:rFonts w:asciiTheme="minorHAnsi" w:hAnsiTheme="minorHAnsi"/>
+          <w:sz w:val="20"/>
+          <w:szCs w:val="20"/>
+        </w:rPr>
+      </w:pPr>
+      <w:r>
+        <w:rPr>
+          <w:rFonts w:asciiTheme="minorHAnsi" w:hAnsiTheme="minorHAnsi"/>
+          <w:sz w:val="20"/>
+          <w:szCs w:val="20"/>
+        </w:rPr>
+        <w:t>Adjournmen</w:t>
+      </w:r>
+      <w:r>
+        <w:rPr>
+          <w:rFonts w:asciiTheme="minorHAnsi" w:hAnsiTheme="minorHAnsi"/>
+          <w:sz w:val="20"/>
+          <w:szCs w:val="20"/>
+        </w:rPr>
+        <w:t>t</w:t>
+      </w:r>
+    </w:p>
+    <w:p>
+      <w:pPr>
+        <w:pStyle w:val="Heading2"/>
+      </w:pPr>
+      <w:r>
+        <w:t>Covenant Enforcement &amp; Fine</w:t>
+      </w:r>
+      <w:r>
+        <w:t xml:space="preserve">s </w:t>
+      </w:r>
+      <w:r>
+        <w:t>Timeline</w:t>
+      </w:r>
+    </w:p>
+    <w:p>
+      <w:pPr>
+        <w:spacing w:after="283"/>
+        <w:ind w:left="-5"/>
+      </w:pPr>
+      <w:r>
+        <w:br/>
+      </w:r>
+      <w:r>
+        <w:t xml:space="preserve">Effective Date: January </w:t>
+      </w:r>
+      <w:r>
+        <w:t>15</w:t>
+      </w:r>
+    </w:p>
+    <w:p>
+      <w:pPr>
+        <w:pStyle w:val="Heading2"/>
+      </w:pPr>
+      <w:r>
+        <w:t>Why You Are Receiving This Notice</w:t>
+      </w:r>
+    </w:p>
+    <w:p>
+      <w:pPr>
+        <w:spacing w:after="284"/>
+        <w:ind w:left="-5"/>
+      </w:pPr>
+      <w:r>
+        <w:t>The Board of Directors is providing this notice to clearly explain how covenant enforcement and fines will be handled going forward, including timelines and homeowner rights. This communication is intended to promote transparency, fairness, and voluntary compliance, particularly for matters involving vegetation, tree height, and view protection.</w:t>
+      </w:r>
+    </w:p>
+    <w:p>
+      <w:pPr>
+        <w:pStyle w:val="Heading2"/>
+      </w:pPr>
+      <w:r>
+        <w:t>Updated Website</w:t>
+      </w:r>
+    </w:p>
+    <w:p>
+      <w:r>
+        <w:t xml:space="preserve">All this information, as well as all HOA documentation can be found on our new website </w:t>
+      </w:r>
+      <w:hyperlink r:id="rId5" w:history="1">
         <w:r>
           <w:rPr>
             <w:rStyle w:val="Hyperlink"/>
           </w:rPr>
-          <w:t>https://bh</w:t>
-        </w:r>
-        <w:r>
-          <w:rPr>
-            <w:rStyle w:val="Hyperlink"/>
-          </w:rPr>
-          <w:t>a</w:t>
-        </w:r>
-        <w:r>
-          <w:rPr>
-            <w:rStyle w:val="Hyperlink"/>
-          </w:rPr>
-          <w:t>mwca.com</w:t>
+          <w:t>https://bhamwca.com</w:t>
         </w:r>
       </w:hyperlink>
       <w:r>
-        <w:t xml:space="preserve"> </w:t>
-      </w:r>
-      <w:r>
-        <w:br/>
-        <w:t xml:space="preserve">Board contact: </w:t>
-      </w:r>
-      <w:hyperlink r:id="rId5" w:history="1">
+        <w:t xml:space="preserve">. </w:t>
+      </w:r>
+    </w:p>
+    <w:p/>
+    <w:p>
+      <w:r>
+        <w:rPr>
+          <w:rFonts w:ascii="Consolas" w:hAnsi="Consolas" w:cs="Consolas"/>
+          <w:b/>
+          <w:bCs/>
+        </w:rPr>
+        <w:lastRenderedPageBreak/>
+        <w:drawing>
+          <wp:inline distT="0" distB="0" distL="0" distR="0" wp14:anchorId="34FB8A32" wp14:editId="2D29431F">
+            <wp:extent cx="1309607" cy="1309607"/>
+            <wp:effectExtent l="0" t="0" r="0" b="0"/>
+            <wp:docPr id="136002970" name="Picture 1" descr="A qr code on a white background&#10;&#10;AI-generated content may be incorrect."/>
+            <wp:cNvGraphicFramePr>
+              <a:graphicFrameLocks xmlns:a="http://schemas.openxmlformats.org/drawingml/2006/main" noChangeAspect="1"/>
+            </wp:cNvGraphicFramePr>
+            <a:graphic xmlns:a="http://schemas.openxmlformats.org/drawingml/2006/main">
+              <a:graphicData uri="http://schemas.openxmlformats.org/drawingml/2006/picture">
+                <pic:pic xmlns:pic="http://schemas.openxmlformats.org/drawingml/2006/picture">
+                  <pic:nvPicPr>
+                    <pic:cNvPr id="136002970" name="Picture 1" descr="A qr code on a white background&#10;&#10;AI-generated content may be incorrect."/>
+                    <pic:cNvPicPr/>
+                  </pic:nvPicPr>
+                  <pic:blipFill>
+                    <a:blip r:embed="rId6">
+                      <a:extLst>
+                        <a:ext uri="{28A0092B-C50C-407E-A947-70E740481C1C}">
+                          <a14:useLocalDpi xmlns:a14="http://schemas.microsoft.com/office/drawing/2010/main" val="0"/>
+                        </a:ext>
+                      </a:extLst>
+                    </a:blip>
+                    <a:stretch>
+                      <a:fillRect/>
+                    </a:stretch>
+                  </pic:blipFill>
+                  <pic:spPr>
+                    <a:xfrm>
+                      <a:off x="0" y="0"/>
+                      <a:ext cx="1309607" cy="1309607"/>
+                    </a:xfrm>
+                    <a:prstGeom prst="rect">
+                      <a:avLst/>
+                    </a:prstGeom>
+                  </pic:spPr>
+                </pic:pic>
+              </a:graphicData>
+            </a:graphic>
+          </wp:inline>
+        </w:drawing>
+      </w:r>
+    </w:p>
+    <w:p>
+      <w:pPr>
+        <w:pStyle w:val="Heading2"/>
+      </w:pPr>
+    </w:p>
+    <w:p>
+      <w:pPr>
+        <w:pStyle w:val="Heading2"/>
+      </w:pPr>
+      <w:r>
+        <w:t>Authority</w:t>
+      </w:r>
+    </w:p>
+    <w:p>
+      <w:pPr>
+        <w:spacing w:after="284"/>
+        <w:ind w:left="-5"/>
+      </w:pPr>
+      <w:r>
+        <w:t>Under Article 13 of the HOA Bylaws and RCW 64.38 (Washington Homeowners’ Associations Act), the Board is authorized to enforce the Covenants, adopt rules, and impose reasonable fines after notice and an opportunity to be heard. This enforcement process does not amend the Covenants or Bylaws.</w:t>
+      </w:r>
+    </w:p>
+    <w:p>
+      <w:pPr>
+        <w:pStyle w:val="Heading2"/>
+      </w:pPr>
+      <w:r>
+        <w:t>Enforcement Timeline</w:t>
+      </w:r>
+    </w:p>
+    <w:p>
+      <w:pPr>
+        <w:ind w:left="-5"/>
+      </w:pPr>
+      <w:r>
+        <w:t>Step 1 – Courtesy Notice</w:t>
+      </w:r>
+    </w:p>
+    <w:p>
+      <w:pPr>
+        <w:spacing w:after="284"/>
+        <w:ind w:left="-5"/>
+      </w:pPr>
+      <w:r>
+        <w:t>An informal written notice describing the issue and requesting voluntary correction. No fines are imposed at this stage.</w:t>
+      </w:r>
+    </w:p>
+    <w:p>
+      <w:pPr>
+        <w:ind w:left="-5"/>
+      </w:pPr>
+      <w:r>
+        <w:t>Step 2 – Formal Notice of Violation</w:t>
+      </w:r>
+    </w:p>
+    <w:p>
+      <w:pPr>
+        <w:ind w:left="-5"/>
+      </w:pPr>
+      <w:r>
+        <w:t>If the issue is not corrected, a written Notice of Violation will be sent identifying the covenant involved, the corrective action required, the compliance deadline, and hearing rights.</w:t>
+      </w:r>
+    </w:p>
+    <w:p>
+      <w:pPr>
+        <w:spacing w:after="283"/>
+        <w:ind w:left="-5"/>
+      </w:pPr>
+      <w:r>
+        <w:t>For tree, vegetation, and view-related issues, the standard compliance period is forty-five (45) days.</w:t>
+      </w:r>
+    </w:p>
+    <w:p>
+      <w:pPr>
+        <w:ind w:left="-5"/>
+      </w:pPr>
+      <w:r>
+        <w:t>Step 3 – Hearing Opportunity</w:t>
+      </w:r>
+    </w:p>
+    <w:p>
+      <w:pPr>
+        <w:spacing w:after="284"/>
+        <w:ind w:left="-5"/>
+      </w:pPr>
+      <w:r>
+        <w:t>Owners may request a hearing within fourteen (14) days of the Notice of Violation. Owners may present information, propose a plan, or request additional time. The Board will issue a written decision.</w:t>
+      </w:r>
+    </w:p>
+    <w:p>
+      <w:pPr>
+        <w:ind w:left="-5"/>
+      </w:pPr>
+      <w:r>
+        <w:t>Step 4 – Fine Schedule Applies</w:t>
+      </w:r>
+    </w:p>
+    <w:p>
+      <w:pPr>
+        <w:ind w:left="-5"/>
+      </w:pPr>
+      <w:r>
+        <w:t>If the violation remains after the compliance period and hearing process:</w:t>
+      </w:r>
+    </w:p>
+    <w:p>
+      <w:pPr>
+        <w:ind w:left="-5"/>
+      </w:pPr>
+      <w:r>
+        <w:t>First violation: $50</w:t>
+      </w:r>
+    </w:p>
+    <w:p>
+      <w:pPr>
+        <w:ind w:left="-5"/>
+      </w:pPr>
+      <w:r>
+        <w:t>Second violation: $150</w:t>
+      </w:r>
+    </w:p>
+    <w:p>
+      <w:pPr>
+        <w:ind w:left="-5"/>
+      </w:pPr>
+      <w:r>
+        <w:t>Continuing violation: $100 per week until corrected</w:t>
+      </w:r>
+    </w:p>
+    <w:p>
+      <w:pPr>
+        <w:spacing w:after="283"/>
+        <w:ind w:left="-5"/>
+      </w:pPr>
+      <w:r>
+        <w:t>Fines are not retroactive and are imposed only after due process.</w:t>
+      </w:r>
+    </w:p>
+    <w:p>
+      <w:pPr>
+        <w:ind w:left="-5"/>
+      </w:pPr>
+      <w:r>
+        <w:t>Step 5 – Continued Non-Compliance</w:t>
+      </w:r>
+    </w:p>
+    <w:p>
+      <w:pPr>
+        <w:spacing w:after="284"/>
+        <w:ind w:left="-5"/>
+      </w:pPr>
+      <w:r>
+        <w:t>If a violation continues, the Association may pursue additional remedies available under the Governing Documents and Washington law, including seeking court-ordered compliance.</w:t>
+      </w:r>
+    </w:p>
+    <w:p>
+      <w:pPr>
+        <w:pStyle w:val="Heading2"/>
+      </w:pPr>
+      <w:r>
+        <w:t>Important Clarification</w:t>
+      </w:r>
+    </w:p>
+    <w:p>
+      <w:pPr>
+        <w:ind w:left="-5"/>
+      </w:pPr>
+      <w:r>
+        <w:t>The Association’s enforcement process focuses on communication, reasonable timelines, due process, and fairness. The HOA does not intend to enter private property to cut or remove trees as part of routine enforcement.</w:t>
+      </w:r>
+    </w:p>
+    <w:p>
+      <w:pPr>
+        <w:pStyle w:val="Heading2"/>
+      </w:pPr>
+      <w:r>
+        <w:lastRenderedPageBreak/>
+        <w:t>What This Process Does Not Do</w:t>
+      </w:r>
+    </w:p>
+    <w:p>
+      <w:pPr>
+        <w:spacing w:after="284"/>
+        <w:ind w:left="-5"/>
+      </w:pPr>
+      <w:r>
+        <w:t>It does not impose automatic fines, remove homeowner rights, apply fines without notice and hearing, require a homeowner vote, or change the Covenants.</w:t>
+      </w:r>
+    </w:p>
+    <w:p>
+      <w:pPr>
+        <w:pStyle w:val="Heading2"/>
+      </w:pPr>
+      <w:r>
+        <w:t>Questions</w:t>
+      </w:r>
+    </w:p>
+    <w:p>
+      <w:pPr>
+        <w:spacing w:after="283"/>
+        <w:ind w:left="-5"/>
+      </w:pPr>
+      <w:r>
+        <w:t xml:space="preserve">Homeowners are encouraged to contact the Board </w:t>
+      </w:r>
+      <w:r>
+        <w:t xml:space="preserve">at </w:t>
+      </w:r>
+      <w:hyperlink r:id="rId7" w:history="1">
         <w:r>
           <w:rPr>
             <w:rStyle w:val="Hyperlink"/>
@@ -117,170 +762,161 @@
           <w:t>bhamwca@googlegroups.com</w:t>
         </w:r>
       </w:hyperlink>
-    </w:p>
-    <w:p>
-      <w:pPr>
-        <w:pStyle w:val="Heading2"/>
-      </w:pPr>
-      <w:r>
-        <w:t>New Fine Schedule for CC&amp;R Violations</w:t>
-      </w:r>
-    </w:p>
-    <w:p>
-      <w:r>
-        <w:t>To uphold the standards of our neighborhood and covenants the b</w:t>
-      </w:r>
-      <w:r>
-        <w:t xml:space="preserve">oard </w:t>
-      </w:r>
-      <w:r>
-        <w:t>is</w:t>
-      </w:r>
       <w:r>
         <w:t xml:space="preserve"> </w:t>
       </w:r>
       <w:r>
-        <w:t>adopting</w:t>
-      </w:r>
-      <w:r>
-        <w:t xml:space="preserve"> a new fine schedule to address violations of our CC&amp;Rs</w:t>
-      </w:r>
-      <w:r>
-        <w:t>, primarily to ensure the protection of views.</w:t>
-      </w:r>
-    </w:p>
-    <w:p>
-      <w:r>
-        <w:t>• First violation: $50</w:t>
-      </w:r>
-    </w:p>
-    <w:p>
-      <w:r>
-        <w:t>• Second violation: $150</w:t>
-      </w:r>
-    </w:p>
-    <w:p>
-      <w:r>
-        <w:t xml:space="preserve">• Continuing violation: $100 </w:t>
-      </w:r>
-      <w:r>
-        <w:rPr>
-          <w:b/>
-          <w:bCs/>
-        </w:rPr>
-        <w:t>per week</w:t>
-      </w:r>
-    </w:p>
-    <w:p>
-      <w:r>
-        <w:t>For tree and view violations, homeowners will have 45 days to correct issues before weekly fines begin. All homeowners have the right to written notice of violations, the opportunity to request a hearing, and will receive a written decision following any hearing.</w:t>
-      </w:r>
-    </w:p>
-    <w:p>
-      <w:pPr>
-        <w:rPr>
-          <w:b/>
-          <w:bCs/>
-        </w:rPr>
-      </w:pPr>
-      <w:r>
-        <w:rPr>
-          <w:b/>
-          <w:bCs/>
-        </w:rPr>
-        <w:t>This fine structure will go into effect February 1</w:t>
-      </w:r>
-      <w:r>
-        <w:rPr>
-          <w:b/>
-          <w:bCs/>
-          <w:vertAlign w:val="superscript"/>
-        </w:rPr>
-        <w:t>st</w:t>
-      </w:r>
-      <w:r>
-        <w:rPr>
-          <w:b/>
-          <w:bCs/>
-        </w:rPr>
-        <w:t>, 2026.</w:t>
-      </w:r>
-    </w:p>
-    <w:p>
-      <w:pPr>
-        <w:pStyle w:val="Heading2"/>
-      </w:pPr>
-      <w:r>
-        <w:t>Annual Dues Increase</w:t>
-      </w:r>
-    </w:p>
-    <w:p>
-      <w:r>
-        <w:t xml:space="preserve">Effective for 2026, annual dues will </w:t>
-      </w:r>
-      <w:r>
-        <w:rPr>
-          <w:b/>
-          <w:bCs/>
-        </w:rPr>
-        <w:t>increase from $200 to $325</w:t>
-      </w:r>
-      <w:r>
-        <w:t xml:space="preserve">. </w:t>
-      </w:r>
-    </w:p>
-    <w:p>
-      <w:r>
-        <w:t>This increase is necessary to address higher landscaping costs and possible legal expenses from enforcing the new fine schedule. The Board has carefully reviewed our financial needs and similar HOAs to ensure we maintain community standards and meet ongoing costs.</w:t>
-      </w:r>
-    </w:p>
-    <w:p>
-      <w:r>
-        <w:t xml:space="preserve">We appreciate </w:t>
-      </w:r>
-      <w:proofErr w:type="gramStart"/>
-      <w:r>
-        <w:t>your</w:t>
-      </w:r>
-      <w:proofErr w:type="gramEnd"/>
-      <w:r>
-        <w:t xml:space="preserve"> understanding and continued support of our community. If you have any questions or concerns, please don't hesitate to reach out to the Board</w:t>
-      </w:r>
-      <w:r>
-        <w:t xml:space="preserve"> at </w:t>
-      </w:r>
-      <w:hyperlink r:id="rId6" w:history="1">
-        <w:r>
-          <w:rPr>
-            <w:rStyle w:val="Hyperlink"/>
-          </w:rPr>
-          <w:t>bhamwca@googlegroups.com</w:t>
-        </w:r>
-      </w:hyperlink>
-      <w:r>
-        <w:t xml:space="preserve">. </w:t>
-      </w:r>
-    </w:p>
-    <w:p>
-      <w:r>
-        <w:t>Best regards,</w:t>
-      </w:r>
-    </w:p>
-    <w:p>
-      <w:r>
-        <w:lastRenderedPageBreak/>
-        <w:t>Woodside Community Association Board</w:t>
-      </w:r>
-    </w:p>
-    <w:p/>
+        <w:t>early with questions or to request clarification.</w:t>
+      </w:r>
+    </w:p>
+    <w:p>
+      <w:pPr>
+        <w:ind w:left="-5"/>
+      </w:pPr>
+      <w:r>
+        <w:t>Board of Directors</w:t>
+      </w:r>
+    </w:p>
+    <w:p>
+      <w:pPr>
+        <w:ind w:left="-5"/>
+      </w:pPr>
+      <w:r>
+        <w:t>Woodside HOA</w:t>
+      </w:r>
+    </w:p>
     <w:sectPr>
       <w:pgSz w:w="12240" w:h="15840"/>
-      <w:pgMar w:top="1440" w:right="1440" w:bottom="1440" w:left="1440" w:header="720" w:footer="720" w:gutter="0"/>
+      <w:pgMar w:top="1616" w:right="1560" w:bottom="2199" w:left="1560" w:header="720" w:footer="720" w:gutter="0"/>
       <w:cols w:space="720"/>
-      <w:docGrid w:linePitch="360"/>
     </w:sectPr>
   </w:body>
 </w:document>
+</file>
+
+<file path=word/numbering.xml><?xml version="1.0" encoding="utf-8"?>
+<w:numbering xmlns:wpc="http://schemas.microsoft.com/office/word/2010/wordprocessingCanvas" xmlns:cx="http://schemas.microsoft.com/office/drawing/2014/chartex" xmlns:cx1="http://schemas.microsoft.com/office/drawing/2015/9/8/chartex" xmlns:cx2="http://schemas.microsoft.com/office/drawing/2015/10/21/chartex" xmlns:cx3="http://schemas.microsoft.com/office/drawing/2016/5/9/chartex" xmlns:cx4="http://schemas.microsoft.com/office/drawing/2016/5/10/chartex" xmlns:cx5="http://schemas.microsoft.com/office/drawing/2016/5/11/chartex" xmlns:cx6="http://schemas.microsoft.com/office/drawing/2016/5/12/chartex" xmlns:cx7="http://schemas.microsoft.com/office/drawing/2016/5/13/chartex" xmlns:cx8="http://schemas.microsoft.com/office/drawing/2016/5/14/chartex" xmlns:mc="http://schemas.openxmlformats.org/markup-compatibility/2006" xmlns:aink="http://schemas.microsoft.com/office/drawing/2016/ink" xmlns:am3d="http://schemas.microsoft.com/office/drawing/2017/model3d" xmlns:o="urn:schemas-microsoft-com:office:office" xmlns:oel="http://schemas.microsoft.com/office/2019/extlst" xmlns:r="http://schemas.openxmlformats.org/officeDocument/2006/relationships" xmlns:m="http://schemas.openxmlformats.org/officeDocument/2006/math" xmlns:v="urn:schemas-microsoft-com:vml" xmlns:wp14="http://schemas.microsoft.com/office/word/2010/wordprocessingDrawing" xmlns:wp="http://schemas.openxmlformats.org/drawingml/2006/wordprocessingDrawing" xmlns:w10="urn:schemas-microsoft-com:office:word" xmlns:w="http://schemas.openxmlformats.org/wordprocessingml/2006/main" xmlns:w14="http://schemas.microsoft.com/office/word/2010/wordml" xmlns:w15="http://schemas.microsoft.com/office/word/2012/wordml" xmlns:w16cex="http://schemas.microsoft.com/office/word/2018/wordml/cex" xmlns:w16cid="http://schemas.microsoft.com/office/word/2016/wordml/cid" xmlns:w16="http://schemas.microsoft.com/office/word/2018/wordml" xmlns:w16du="http://schemas.microsoft.com/office/word/2023/wordml/word16du" xmlns:w16sdtdh="http://schemas.microsoft.com/office/word/2020/wordml/sdtdatahash" xmlns:w16sdtfl="http://schemas.microsoft.com/office/word/2024/wordml/sdtformatlock" xmlns:w16se="http://schemas.microsoft.com/office/word/2015/wordml/symex" xmlns:wpg="http://schemas.microsoft.com/office/word/2010/wordprocessingGroup" xmlns:wpi="http://schemas.microsoft.com/office/word/2010/wordprocessingInk" xmlns:wne="http://schemas.microsoft.com/office/word/2006/wordml" xmlns:wps="http://schemas.microsoft.com/office/word/2010/wordprocessingShape" mc:Ignorable="w14 w15 w16se w16cid w16 w16cex w16sdtdh w16sdtfl w16du wp14">
+  <w:abstractNum w:abstractNumId="0" w15:restartNumberingAfterBreak="0">
+    <w:nsid w:val="5D973A17"/>
+    <w:multiLevelType w:val="multilevel"/>
+    <w:tmpl w:val="671E48A6"/>
+    <w:lvl w:ilvl="0">
+      <w:start w:val="1"/>
+      <w:numFmt w:val="decimal"/>
+      <w:lvlText w:val="%1."/>
+      <w:lvlJc w:val="left"/>
+      <w:pPr>
+        <w:tabs>
+          <w:tab w:val="num" w:pos="370"/>
+        </w:tabs>
+        <w:ind w:left="370" w:hanging="360"/>
+      </w:pPr>
+    </w:lvl>
+    <w:lvl w:ilvl="1">
+      <w:start w:val="1"/>
+      <w:numFmt w:val="bullet"/>
+      <w:lvlText w:val="o"/>
+      <w:lvlJc w:val="left"/>
+      <w:pPr>
+        <w:tabs>
+          <w:tab w:val="num" w:pos="1090"/>
+        </w:tabs>
+        <w:ind w:left="1090" w:hanging="360"/>
+      </w:pPr>
+      <w:rPr>
+        <w:rFonts w:ascii="Courier New" w:hAnsi="Courier New" w:hint="default"/>
+        <w:sz w:val="20"/>
+      </w:rPr>
+    </w:lvl>
+    <w:lvl w:ilvl="2" w:tentative="1">
+      <w:start w:val="1"/>
+      <w:numFmt w:val="decimal"/>
+      <w:lvlText w:val="%3."/>
+      <w:lvlJc w:val="left"/>
+      <w:pPr>
+        <w:tabs>
+          <w:tab w:val="num" w:pos="1810"/>
+        </w:tabs>
+        <w:ind w:left="1810" w:hanging="360"/>
+      </w:pPr>
+    </w:lvl>
+    <w:lvl w:ilvl="3" w:tentative="1">
+      <w:start w:val="1"/>
+      <w:numFmt w:val="decimal"/>
+      <w:lvlText w:val="%4."/>
+      <w:lvlJc w:val="left"/>
+      <w:pPr>
+        <w:tabs>
+          <w:tab w:val="num" w:pos="2530"/>
+        </w:tabs>
+        <w:ind w:left="2530" w:hanging="360"/>
+      </w:pPr>
+    </w:lvl>
+    <w:lvl w:ilvl="4" w:tentative="1">
+      <w:start w:val="1"/>
+      <w:numFmt w:val="decimal"/>
+      <w:lvlText w:val="%5."/>
+      <w:lvlJc w:val="left"/>
+      <w:pPr>
+        <w:tabs>
+          <w:tab w:val="num" w:pos="3250"/>
+        </w:tabs>
+        <w:ind w:left="3250" w:hanging="360"/>
+      </w:pPr>
+    </w:lvl>
+    <w:lvl w:ilvl="5" w:tentative="1">
+      <w:start w:val="1"/>
+      <w:numFmt w:val="decimal"/>
+      <w:lvlText w:val="%6."/>
+      <w:lvlJc w:val="left"/>
+      <w:pPr>
+        <w:tabs>
+          <w:tab w:val="num" w:pos="3970"/>
+        </w:tabs>
+        <w:ind w:left="3970" w:hanging="360"/>
+      </w:pPr>
+    </w:lvl>
+    <w:lvl w:ilvl="6" w:tentative="1">
+      <w:start w:val="1"/>
+      <w:numFmt w:val="decimal"/>
+      <w:lvlText w:val="%7."/>
+      <w:lvlJc w:val="left"/>
+      <w:pPr>
+        <w:tabs>
+          <w:tab w:val="num" w:pos="4690"/>
+        </w:tabs>
+        <w:ind w:left="4690" w:hanging="360"/>
+      </w:pPr>
+    </w:lvl>
+    <w:lvl w:ilvl="7" w:tentative="1">
+      <w:start w:val="1"/>
+      <w:numFmt w:val="decimal"/>
+      <w:lvlText w:val="%8."/>
+      <w:lvlJc w:val="left"/>
+      <w:pPr>
+        <w:tabs>
+          <w:tab w:val="num" w:pos="5410"/>
+        </w:tabs>
+        <w:ind w:left="5410" w:hanging="360"/>
+      </w:pPr>
+    </w:lvl>
+    <w:lvl w:ilvl="8" w:tentative="1">
+      <w:start w:val="1"/>
+      <w:numFmt w:val="decimal"/>
+      <w:lvlText w:val="%9."/>
+      <w:lvlJc w:val="left"/>
+      <w:pPr>
+        <w:tabs>
+          <w:tab w:val="num" w:pos="6130"/>
+        </w:tabs>
+        <w:ind w:left="6130" w:hanging="360"/>
+      </w:pPr>
+    </w:lvl>
+  </w:abstractNum>
+  <w:num w:numId="1" w16cid:durableId="1272280428">
+    <w:abstractNumId w:val="0"/>
+  </w:num>
+</w:numbering>
 </file>
 
 <file path=word/styles.xml><?xml version="1.0" encoding="utf-8"?>
@@ -288,7 +924,7 @@
   <w:docDefaults>
     <w:rPrDefault>
       <w:rPr>
-        <w:rFonts w:asciiTheme="minorHAnsi" w:eastAsiaTheme="minorHAnsi" w:hAnsiTheme="minorHAnsi" w:cstheme="minorBidi"/>
+        <w:rFonts w:asciiTheme="minorHAnsi" w:eastAsiaTheme="minorEastAsia" w:hAnsiTheme="minorHAnsi" w:cstheme="minorBidi"/>
         <w:kern w:val="2"/>
         <w:sz w:val="24"/>
         <w:szCs w:val="24"/>
@@ -683,26 +1319,33 @@
   <w:style w:type="paragraph" w:default="1" w:styleId="Normal">
     <w:name w:val="Normal"/>
     <w:qFormat/>
+    <w:pPr>
+      <w:spacing w:after="4" w:line="255" w:lineRule="auto"/>
+      <w:ind w:left="10" w:hanging="10"/>
+    </w:pPr>
+    <w:rPr>
+      <w:rFonts w:ascii="Arial" w:eastAsia="Arial" w:hAnsi="Arial" w:cs="Arial"/>
+      <w:color w:val="000000"/>
+      <w:sz w:val="20"/>
+    </w:rPr>
   </w:style>
   <w:style w:type="paragraph" w:styleId="Heading1">
     <w:name w:val="heading 1"/>
-    <w:basedOn w:val="Normal"/>
     <w:next w:val="Normal"/>
     <w:link w:val="Heading1Char"/>
     <w:uiPriority w:val="9"/>
     <w:qFormat/>
-    <w:rsid w:val="00256AAA"/>
     <w:pPr>
       <w:keepNext/>
       <w:keepLines/>
-      <w:spacing w:before="360" w:after="80"/>
+      <w:spacing w:after="5" w:line="265" w:lineRule="auto"/>
+      <w:ind w:left="10" w:hanging="10"/>
       <w:outlineLvl w:val="0"/>
     </w:pPr>
     <w:rPr>
-      <w:rFonts w:asciiTheme="majorHAnsi" w:eastAsiaTheme="majorEastAsia" w:hAnsiTheme="majorHAnsi" w:cstheme="majorBidi"/>
-      <w:color w:val="0F4761" w:themeColor="accent1" w:themeShade="BF"/>
-      <w:sz w:val="40"/>
-      <w:szCs w:val="40"/>
+      <w:rFonts w:ascii="Arial" w:eastAsia="Arial" w:hAnsi="Arial" w:cs="Arial"/>
+      <w:color w:val="000000"/>
+      <w:sz w:val="28"/>
     </w:rPr>
   </w:style>
   <w:style w:type="paragraph" w:styleId="Heading2">
@@ -713,18 +1356,18 @@
     <w:uiPriority w:val="9"/>
     <w:unhideWhenUsed/>
     <w:qFormat/>
-    <w:rsid w:val="00256AAA"/>
+    <w:rsid w:val="008020CF"/>
     <w:pPr>
       <w:keepNext/>
       <w:keepLines/>
-      <w:spacing w:before="160" w:after="80"/>
+      <w:spacing w:before="40" w:after="0"/>
       <w:outlineLvl w:val="1"/>
     </w:pPr>
     <w:rPr>
       <w:rFonts w:asciiTheme="majorHAnsi" w:eastAsiaTheme="majorEastAsia" w:hAnsiTheme="majorHAnsi" w:cstheme="majorBidi"/>
       <w:color w:val="0F4761" w:themeColor="accent1" w:themeShade="BF"/>
-      <w:sz w:val="32"/>
-      <w:szCs w:val="32"/>
+      <w:sz w:val="26"/>
+      <w:szCs w:val="26"/>
     </w:rPr>
   </w:style>
   <w:style w:type="paragraph" w:styleId="Heading3">
@@ -733,158 +1376,25 @@
     <w:next w:val="Normal"/>
     <w:link w:val="Heading3Char"/>
     <w:uiPriority w:val="9"/>
-    <w:semiHidden/>
     <w:unhideWhenUsed/>
     <w:qFormat/>
-    <w:rsid w:val="00256AAA"/>
-    <w:pPr>
-      <w:keepNext/>
-      <w:keepLines/>
-      <w:spacing w:before="160" w:after="80"/>
-      <w:outlineLvl w:val="2"/>
-    </w:pPr>
-    <w:rPr>
-      <w:rFonts w:eastAsiaTheme="majorEastAsia" w:cstheme="majorBidi"/>
-      <w:color w:val="0F4761" w:themeColor="accent1" w:themeShade="BF"/>
-      <w:sz w:val="28"/>
-      <w:szCs w:val="28"/>
-    </w:rPr>
-  </w:style>
-  <w:style w:type="paragraph" w:styleId="Heading4">
-    <w:name w:val="heading 4"/>
-    <w:basedOn w:val="Normal"/>
-    <w:next w:val="Normal"/>
-    <w:link w:val="Heading4Char"/>
-    <w:uiPriority w:val="9"/>
-    <w:semiHidden/>
-    <w:unhideWhenUsed/>
-    <w:qFormat/>
-    <w:rsid w:val="00256AAA"/>
-    <w:pPr>
-      <w:keepNext/>
-      <w:keepLines/>
-      <w:spacing w:before="80" w:after="40"/>
-      <w:outlineLvl w:val="3"/>
-    </w:pPr>
-    <w:rPr>
-      <w:rFonts w:eastAsiaTheme="majorEastAsia" w:cstheme="majorBidi"/>
-      <w:i/>
-      <w:iCs/>
-      <w:color w:val="0F4761" w:themeColor="accent1" w:themeShade="BF"/>
-    </w:rPr>
-  </w:style>
-  <w:style w:type="paragraph" w:styleId="Heading5">
-    <w:name w:val="heading 5"/>
-    <w:basedOn w:val="Normal"/>
-    <w:next w:val="Normal"/>
-    <w:link w:val="Heading5Char"/>
-    <w:uiPriority w:val="9"/>
-    <w:semiHidden/>
-    <w:unhideWhenUsed/>
-    <w:qFormat/>
-    <w:rsid w:val="00256AAA"/>
-    <w:pPr>
-      <w:keepNext/>
-      <w:keepLines/>
-      <w:spacing w:before="80" w:after="40"/>
-      <w:outlineLvl w:val="4"/>
-    </w:pPr>
-    <w:rPr>
-      <w:rFonts w:eastAsiaTheme="majorEastAsia" w:cstheme="majorBidi"/>
-      <w:color w:val="0F4761" w:themeColor="accent1" w:themeShade="BF"/>
-    </w:rPr>
-  </w:style>
-  <w:style w:type="paragraph" w:styleId="Heading6">
-    <w:name w:val="heading 6"/>
-    <w:basedOn w:val="Normal"/>
-    <w:next w:val="Normal"/>
-    <w:link w:val="Heading6Char"/>
-    <w:uiPriority w:val="9"/>
-    <w:semiHidden/>
-    <w:unhideWhenUsed/>
-    <w:qFormat/>
-    <w:rsid w:val="00256AAA"/>
+    <w:rsid w:val="008020CF"/>
     <w:pPr>
       <w:keepNext/>
       <w:keepLines/>
       <w:spacing w:before="40" w:after="0"/>
-      <w:outlineLvl w:val="5"/>
+      <w:outlineLvl w:val="2"/>
     </w:pPr>
     <w:rPr>
-      <w:rFonts w:eastAsiaTheme="majorEastAsia" w:cstheme="majorBidi"/>
-      <w:i/>
-      <w:iCs/>
-      <w:color w:val="595959" w:themeColor="text1" w:themeTint="A6"/>
-    </w:rPr>
-  </w:style>
-  <w:style w:type="paragraph" w:styleId="Heading7">
-    <w:name w:val="heading 7"/>
-    <w:basedOn w:val="Normal"/>
-    <w:next w:val="Normal"/>
-    <w:link w:val="Heading7Char"/>
-    <w:uiPriority w:val="9"/>
-    <w:semiHidden/>
-    <w:unhideWhenUsed/>
-    <w:qFormat/>
-    <w:rsid w:val="00256AAA"/>
-    <w:pPr>
-      <w:keepNext/>
-      <w:keepLines/>
-      <w:spacing w:before="40" w:after="0"/>
-      <w:outlineLvl w:val="6"/>
-    </w:pPr>
-    <w:rPr>
-      <w:rFonts w:eastAsiaTheme="majorEastAsia" w:cstheme="majorBidi"/>
-      <w:color w:val="595959" w:themeColor="text1" w:themeTint="A6"/>
-    </w:rPr>
-  </w:style>
-  <w:style w:type="paragraph" w:styleId="Heading8">
-    <w:name w:val="heading 8"/>
-    <w:basedOn w:val="Normal"/>
-    <w:next w:val="Normal"/>
-    <w:link w:val="Heading8Char"/>
-    <w:uiPriority w:val="9"/>
-    <w:semiHidden/>
-    <w:unhideWhenUsed/>
-    <w:qFormat/>
-    <w:rsid w:val="00256AAA"/>
-    <w:pPr>
-      <w:keepNext/>
-      <w:keepLines/>
-      <w:spacing w:after="0"/>
-      <w:outlineLvl w:val="7"/>
-    </w:pPr>
-    <w:rPr>
-      <w:rFonts w:eastAsiaTheme="majorEastAsia" w:cstheme="majorBidi"/>
-      <w:i/>
-      <w:iCs/>
-      <w:color w:val="272727" w:themeColor="text1" w:themeTint="D8"/>
-    </w:rPr>
-  </w:style>
-  <w:style w:type="paragraph" w:styleId="Heading9">
-    <w:name w:val="heading 9"/>
-    <w:basedOn w:val="Normal"/>
-    <w:next w:val="Normal"/>
-    <w:link w:val="Heading9Char"/>
-    <w:uiPriority w:val="9"/>
-    <w:semiHidden/>
-    <w:unhideWhenUsed/>
-    <w:qFormat/>
-    <w:rsid w:val="00256AAA"/>
-    <w:pPr>
-      <w:keepNext/>
-      <w:keepLines/>
-      <w:spacing w:after="0"/>
-      <w:outlineLvl w:val="8"/>
-    </w:pPr>
-    <w:rPr>
-      <w:rFonts w:eastAsiaTheme="majorEastAsia" w:cstheme="majorBidi"/>
-      <w:color w:val="272727" w:themeColor="text1" w:themeTint="D8"/>
+      <w:rFonts w:asciiTheme="majorHAnsi" w:eastAsiaTheme="majorEastAsia" w:hAnsiTheme="majorHAnsi" w:cstheme="majorBidi"/>
+      <w:color w:val="0A2F40" w:themeColor="accent1" w:themeShade="7F"/>
+      <w:sz w:val="24"/>
     </w:rPr>
   </w:style>
   <w:style w:type="character" w:default="1" w:styleId="DefaultParagraphFont">
     <w:name w:val="Default Paragraph Font"/>
     <w:uiPriority w:val="1"/>
+    <w:semiHidden/>
     <w:unhideWhenUsed/>
   </w:style>
   <w:style w:type="table" w:default="1" w:styleId="TableNormal">
@@ -910,15 +1420,26 @@
   </w:style>
   <w:style w:type="character" w:customStyle="1" w:styleId="Heading1Char">
     <w:name w:val="Heading 1 Char"/>
-    <w:basedOn w:val="DefaultParagraphFont"/>
     <w:link w:val="Heading1"/>
-    <w:uiPriority w:val="9"/>
-    <w:rsid w:val="00256AAA"/>
     <w:rPr>
-      <w:rFonts w:asciiTheme="majorHAnsi" w:eastAsiaTheme="majorEastAsia" w:hAnsiTheme="majorHAnsi" w:cstheme="majorBidi"/>
-      <w:color w:val="0F4761" w:themeColor="accent1" w:themeShade="BF"/>
-      <w:sz w:val="40"/>
-      <w:szCs w:val="40"/>
+      <w:rFonts w:ascii="Arial" w:eastAsia="Arial" w:hAnsi="Arial" w:cs="Arial"/>
+      <w:color w:val="000000"/>
+      <w:sz w:val="28"/>
+    </w:rPr>
+  </w:style>
+  <w:style w:type="paragraph" w:styleId="NoSpacing">
+    <w:name w:val="No Spacing"/>
+    <w:uiPriority w:val="1"/>
+    <w:qFormat/>
+    <w:rsid w:val="008020CF"/>
+    <w:pPr>
+      <w:spacing w:after="0" w:line="240" w:lineRule="auto"/>
+      <w:ind w:left="10" w:hanging="10"/>
+    </w:pPr>
+    <w:rPr>
+      <w:rFonts w:ascii="Arial" w:eastAsia="Arial" w:hAnsi="Arial" w:cs="Arial"/>
+      <w:color w:val="000000"/>
+      <w:sz w:val="20"/>
     </w:rPr>
   </w:style>
   <w:style w:type="character" w:customStyle="1" w:styleId="Heading2Char">
@@ -926,275 +1447,12 @@
     <w:basedOn w:val="DefaultParagraphFont"/>
     <w:link w:val="Heading2"/>
     <w:uiPriority w:val="9"/>
-    <w:rsid w:val="00256AAA"/>
+    <w:rsid w:val="008020CF"/>
     <w:rPr>
       <w:rFonts w:asciiTheme="majorHAnsi" w:eastAsiaTheme="majorEastAsia" w:hAnsiTheme="majorHAnsi" w:cstheme="majorBidi"/>
       <w:color w:val="0F4761" w:themeColor="accent1" w:themeShade="BF"/>
-      <w:sz w:val="32"/>
-      <w:szCs w:val="32"/>
-    </w:rPr>
-  </w:style>
-  <w:style w:type="character" w:customStyle="1" w:styleId="Heading3Char">
-    <w:name w:val="Heading 3 Char"/>
-    <w:basedOn w:val="DefaultParagraphFont"/>
-    <w:link w:val="Heading3"/>
-    <w:uiPriority w:val="9"/>
-    <w:semiHidden/>
-    <w:rsid w:val="00256AAA"/>
-    <w:rPr>
-      <w:rFonts w:eastAsiaTheme="majorEastAsia" w:cstheme="majorBidi"/>
-      <w:color w:val="0F4761" w:themeColor="accent1" w:themeShade="BF"/>
-      <w:sz w:val="28"/>
-      <w:szCs w:val="28"/>
-    </w:rPr>
-  </w:style>
-  <w:style w:type="character" w:customStyle="1" w:styleId="Heading4Char">
-    <w:name w:val="Heading 4 Char"/>
-    <w:basedOn w:val="DefaultParagraphFont"/>
-    <w:link w:val="Heading4"/>
-    <w:uiPriority w:val="9"/>
-    <w:semiHidden/>
-    <w:rsid w:val="00256AAA"/>
-    <w:rPr>
-      <w:rFonts w:eastAsiaTheme="majorEastAsia" w:cstheme="majorBidi"/>
-      <w:i/>
-      <w:iCs/>
-      <w:color w:val="0F4761" w:themeColor="accent1" w:themeShade="BF"/>
-    </w:rPr>
-  </w:style>
-  <w:style w:type="character" w:customStyle="1" w:styleId="Heading5Char">
-    <w:name w:val="Heading 5 Char"/>
-    <w:basedOn w:val="DefaultParagraphFont"/>
-    <w:link w:val="Heading5"/>
-    <w:uiPriority w:val="9"/>
-    <w:semiHidden/>
-    <w:rsid w:val="00256AAA"/>
-    <w:rPr>
-      <w:rFonts w:eastAsiaTheme="majorEastAsia" w:cstheme="majorBidi"/>
-      <w:color w:val="0F4761" w:themeColor="accent1" w:themeShade="BF"/>
-    </w:rPr>
-  </w:style>
-  <w:style w:type="character" w:customStyle="1" w:styleId="Heading6Char">
-    <w:name w:val="Heading 6 Char"/>
-    <w:basedOn w:val="DefaultParagraphFont"/>
-    <w:link w:val="Heading6"/>
-    <w:uiPriority w:val="9"/>
-    <w:semiHidden/>
-    <w:rsid w:val="00256AAA"/>
-    <w:rPr>
-      <w:rFonts w:eastAsiaTheme="majorEastAsia" w:cstheme="majorBidi"/>
-      <w:i/>
-      <w:iCs/>
-      <w:color w:val="595959" w:themeColor="text1" w:themeTint="A6"/>
-    </w:rPr>
-  </w:style>
-  <w:style w:type="character" w:customStyle="1" w:styleId="Heading7Char">
-    <w:name w:val="Heading 7 Char"/>
-    <w:basedOn w:val="DefaultParagraphFont"/>
-    <w:link w:val="Heading7"/>
-    <w:uiPriority w:val="9"/>
-    <w:semiHidden/>
-    <w:rsid w:val="00256AAA"/>
-    <w:rPr>
-      <w:rFonts w:eastAsiaTheme="majorEastAsia" w:cstheme="majorBidi"/>
-      <w:color w:val="595959" w:themeColor="text1" w:themeTint="A6"/>
-    </w:rPr>
-  </w:style>
-  <w:style w:type="character" w:customStyle="1" w:styleId="Heading8Char">
-    <w:name w:val="Heading 8 Char"/>
-    <w:basedOn w:val="DefaultParagraphFont"/>
-    <w:link w:val="Heading8"/>
-    <w:uiPriority w:val="9"/>
-    <w:semiHidden/>
-    <w:rsid w:val="00256AAA"/>
-    <w:rPr>
-      <w:rFonts w:eastAsiaTheme="majorEastAsia" w:cstheme="majorBidi"/>
-      <w:i/>
-      <w:iCs/>
-      <w:color w:val="272727" w:themeColor="text1" w:themeTint="D8"/>
-    </w:rPr>
-  </w:style>
-  <w:style w:type="character" w:customStyle="1" w:styleId="Heading9Char">
-    <w:name w:val="Heading 9 Char"/>
-    <w:basedOn w:val="DefaultParagraphFont"/>
-    <w:link w:val="Heading9"/>
-    <w:uiPriority w:val="9"/>
-    <w:semiHidden/>
-    <w:rsid w:val="00256AAA"/>
-    <w:rPr>
-      <w:rFonts w:eastAsiaTheme="majorEastAsia" w:cstheme="majorBidi"/>
-      <w:color w:val="272727" w:themeColor="text1" w:themeTint="D8"/>
-    </w:rPr>
-  </w:style>
-  <w:style w:type="paragraph" w:styleId="Title">
-    <w:name w:val="Title"/>
-    <w:basedOn w:val="Normal"/>
-    <w:next w:val="Normal"/>
-    <w:link w:val="TitleChar"/>
-    <w:uiPriority w:val="10"/>
-    <w:qFormat/>
-    <w:rsid w:val="00256AAA"/>
-    <w:pPr>
-      <w:spacing w:after="80" w:line="240" w:lineRule="auto"/>
-      <w:contextualSpacing/>
-    </w:pPr>
-    <w:rPr>
-      <w:rFonts w:asciiTheme="majorHAnsi" w:eastAsiaTheme="majorEastAsia" w:hAnsiTheme="majorHAnsi" w:cstheme="majorBidi"/>
-      <w:spacing w:val="-10"/>
-      <w:kern w:val="28"/>
-      <w:sz w:val="56"/>
-      <w:szCs w:val="56"/>
-    </w:rPr>
-  </w:style>
-  <w:style w:type="character" w:customStyle="1" w:styleId="TitleChar">
-    <w:name w:val="Title Char"/>
-    <w:basedOn w:val="DefaultParagraphFont"/>
-    <w:link w:val="Title"/>
-    <w:uiPriority w:val="10"/>
-    <w:rsid w:val="00256AAA"/>
-    <w:rPr>
-      <w:rFonts w:asciiTheme="majorHAnsi" w:eastAsiaTheme="majorEastAsia" w:hAnsiTheme="majorHAnsi" w:cstheme="majorBidi"/>
-      <w:spacing w:val="-10"/>
-      <w:kern w:val="28"/>
-      <w:sz w:val="56"/>
-      <w:szCs w:val="56"/>
-    </w:rPr>
-  </w:style>
-  <w:style w:type="paragraph" w:styleId="Subtitle">
-    <w:name w:val="Subtitle"/>
-    <w:basedOn w:val="Normal"/>
-    <w:next w:val="Normal"/>
-    <w:link w:val="SubtitleChar"/>
-    <w:uiPriority w:val="11"/>
-    <w:qFormat/>
-    <w:rsid w:val="00256AAA"/>
-    <w:pPr>
-      <w:numPr>
-        <w:ilvl w:val="1"/>
-      </w:numPr>
-    </w:pPr>
-    <w:rPr>
-      <w:rFonts w:eastAsiaTheme="majorEastAsia" w:cstheme="majorBidi"/>
-      <w:color w:val="595959" w:themeColor="text1" w:themeTint="A6"/>
-      <w:spacing w:val="15"/>
-      <w:sz w:val="28"/>
-      <w:szCs w:val="28"/>
-    </w:rPr>
-  </w:style>
-  <w:style w:type="character" w:customStyle="1" w:styleId="SubtitleChar">
-    <w:name w:val="Subtitle Char"/>
-    <w:basedOn w:val="DefaultParagraphFont"/>
-    <w:link w:val="Subtitle"/>
-    <w:uiPriority w:val="11"/>
-    <w:rsid w:val="00256AAA"/>
-    <w:rPr>
-      <w:rFonts w:eastAsiaTheme="majorEastAsia" w:cstheme="majorBidi"/>
-      <w:color w:val="595959" w:themeColor="text1" w:themeTint="A6"/>
-      <w:spacing w:val="15"/>
-      <w:sz w:val="28"/>
-      <w:szCs w:val="28"/>
-    </w:rPr>
-  </w:style>
-  <w:style w:type="paragraph" w:styleId="Quote">
-    <w:name w:val="Quote"/>
-    <w:basedOn w:val="Normal"/>
-    <w:next w:val="Normal"/>
-    <w:link w:val="QuoteChar"/>
-    <w:uiPriority w:val="29"/>
-    <w:qFormat/>
-    <w:rsid w:val="00256AAA"/>
-    <w:pPr>
-      <w:spacing w:before="160"/>
-      <w:jc w:val="center"/>
-    </w:pPr>
-    <w:rPr>
-      <w:i/>
-      <w:iCs/>
-      <w:color w:val="404040" w:themeColor="text1" w:themeTint="BF"/>
-    </w:rPr>
-  </w:style>
-  <w:style w:type="character" w:customStyle="1" w:styleId="QuoteChar">
-    <w:name w:val="Quote Char"/>
-    <w:basedOn w:val="DefaultParagraphFont"/>
-    <w:link w:val="Quote"/>
-    <w:uiPriority w:val="29"/>
-    <w:rsid w:val="00256AAA"/>
-    <w:rPr>
-      <w:i/>
-      <w:iCs/>
-      <w:color w:val="404040" w:themeColor="text1" w:themeTint="BF"/>
-    </w:rPr>
-  </w:style>
-  <w:style w:type="paragraph" w:styleId="ListParagraph">
-    <w:name w:val="List Paragraph"/>
-    <w:basedOn w:val="Normal"/>
-    <w:uiPriority w:val="34"/>
-    <w:qFormat/>
-    <w:rsid w:val="00256AAA"/>
-    <w:pPr>
-      <w:ind w:left="720"/>
-      <w:contextualSpacing/>
-    </w:pPr>
-  </w:style>
-  <w:style w:type="character" w:styleId="IntenseEmphasis">
-    <w:name w:val="Intense Emphasis"/>
-    <w:basedOn w:val="DefaultParagraphFont"/>
-    <w:uiPriority w:val="21"/>
-    <w:qFormat/>
-    <w:rsid w:val="00256AAA"/>
-    <w:rPr>
-      <w:i/>
-      <w:iCs/>
-      <w:color w:val="0F4761" w:themeColor="accent1" w:themeShade="BF"/>
-    </w:rPr>
-  </w:style>
-  <w:style w:type="paragraph" w:styleId="IntenseQuote">
-    <w:name w:val="Intense Quote"/>
-    <w:basedOn w:val="Normal"/>
-    <w:next w:val="Normal"/>
-    <w:link w:val="IntenseQuoteChar"/>
-    <w:uiPriority w:val="30"/>
-    <w:qFormat/>
-    <w:rsid w:val="00256AAA"/>
-    <w:pPr>
-      <w:pBdr>
-        <w:top w:val="single" w:sz="4" w:space="10" w:color="0F4761" w:themeColor="accent1" w:themeShade="BF"/>
-        <w:bottom w:val="single" w:sz="4" w:space="10" w:color="0F4761" w:themeColor="accent1" w:themeShade="BF"/>
-      </w:pBdr>
-      <w:spacing w:before="360" w:after="360"/>
-      <w:ind w:left="864" w:right="864"/>
-      <w:jc w:val="center"/>
-    </w:pPr>
-    <w:rPr>
-      <w:i/>
-      <w:iCs/>
-      <w:color w:val="0F4761" w:themeColor="accent1" w:themeShade="BF"/>
-    </w:rPr>
-  </w:style>
-  <w:style w:type="character" w:customStyle="1" w:styleId="IntenseQuoteChar">
-    <w:name w:val="Intense Quote Char"/>
-    <w:basedOn w:val="DefaultParagraphFont"/>
-    <w:link w:val="IntenseQuote"/>
-    <w:uiPriority w:val="30"/>
-    <w:rsid w:val="00256AAA"/>
-    <w:rPr>
-      <w:i/>
-      <w:iCs/>
-      <w:color w:val="0F4761" w:themeColor="accent1" w:themeShade="BF"/>
-    </w:rPr>
-  </w:style>
-  <w:style w:type="character" w:styleId="IntenseReference">
-    <w:name w:val="Intense Reference"/>
-    <w:basedOn w:val="DefaultParagraphFont"/>
-    <w:uiPriority w:val="32"/>
-    <w:qFormat/>
-    <w:rsid w:val="00256AAA"/>
-    <w:rPr>
-      <w:b/>
-      <w:bCs/>
-      <w:smallCaps/>
-      <w:color w:val="0F4761" w:themeColor="accent1" w:themeShade="BF"/>
-      <w:spacing w:val="5"/>
+      <w:sz w:val="26"/>
+      <w:szCs w:val="26"/>
     </w:rPr>
   </w:style>
   <w:style w:type="character" w:styleId="Hyperlink">
@@ -1202,7 +1460,7 @@
     <w:basedOn w:val="DefaultParagraphFont"/>
     <w:uiPriority w:val="99"/>
     <w:unhideWhenUsed/>
-    <w:rsid w:val="00256AAA"/>
+    <w:rsid w:val="008020CF"/>
     <w:rPr>
       <w:color w:val="467886" w:themeColor="hyperlink"/>
       <w:u w:val="single"/>
@@ -1214,22 +1472,39 @@
     <w:uiPriority w:val="99"/>
     <w:semiHidden/>
     <w:unhideWhenUsed/>
-    <w:rsid w:val="00256AAA"/>
+    <w:rsid w:val="008020CF"/>
     <w:rPr>
       <w:color w:val="605E5C"/>
       <w:shd w:val="clear" w:color="auto" w:fill="E1DFDD"/>
     </w:rPr>
   </w:style>
-  <w:style w:type="character" w:styleId="FollowedHyperlink">
-    <w:name w:val="FollowedHyperlink"/>
+  <w:style w:type="character" w:customStyle="1" w:styleId="Heading3Char">
+    <w:name w:val="Heading 3 Char"/>
     <w:basedOn w:val="DefaultParagraphFont"/>
+    <w:link w:val="Heading3"/>
+    <w:uiPriority w:val="9"/>
+    <w:rsid w:val="008020CF"/>
+    <w:rPr>
+      <w:rFonts w:asciiTheme="majorHAnsi" w:eastAsiaTheme="majorEastAsia" w:hAnsiTheme="majorHAnsi" w:cstheme="majorBidi"/>
+      <w:color w:val="0A2F40" w:themeColor="accent1" w:themeShade="7F"/>
+    </w:rPr>
+  </w:style>
+  <w:style w:type="paragraph" w:styleId="NormalWeb">
+    <w:name w:val="Normal (Web)"/>
+    <w:basedOn w:val="Normal"/>
     <w:uiPriority w:val="99"/>
-    <w:semiHidden/>
     <w:unhideWhenUsed/>
-    <w:rsid w:val="00256AAA"/>
+    <w:rsid w:val="00A94545"/>
+    <w:pPr>
+      <w:spacing w:before="100" w:beforeAutospacing="1" w:after="100" w:afterAutospacing="1" w:line="240" w:lineRule="auto"/>
+      <w:ind w:left="0" w:firstLine="0"/>
+    </w:pPr>
     <w:rPr>
-      <w:color w:val="96607D" w:themeColor="followedHyperlink"/>
-      <w:u w:val="single"/>
+      <w:rFonts w:ascii="Times New Roman" w:eastAsia="Times New Roman" w:hAnsi="Times New Roman" w:cs="Times New Roman"/>
+      <w:color w:val="auto"/>
+      <w:kern w:val="0"/>
+      <w:sz w:val="24"/>
+      <w14:ligatures w14:val="none"/>
     </w:rPr>
   </w:style>
 </w:styles>
@@ -1333,7 +1608,7 @@
         <a:latin typeface="Aptos" panose="02110004020202020204"/>
         <a:ea typeface=""/>
         <a:cs typeface=""/>
-        <a:font script="Jpan" typeface="游ゴシック"/>
+        <a:font script="Jpan" typeface="游明朝"/>
         <a:font script="Hang" typeface="맑은 고딕"/>
         <a:font script="Hans" typeface="等线"/>
         <a:font script="Hant" typeface="新細明體"/>
@@ -1441,13 +1716,6 @@
         </a:gradFill>
       </a:fillStyleLst>
       <a:lnStyleLst>
-        <a:ln w="6350" cap="flat" cmpd="sng" algn="ctr">
-          <a:solidFill>
-            <a:schemeClr val="phClr"/>
-          </a:solidFill>
-          <a:prstDash val="solid"/>
-          <a:miter lim="800000"/>
-        </a:ln>
         <a:ln w="12700" cap="flat" cmpd="sng" algn="ctr">
           <a:solidFill>
             <a:schemeClr val="phClr"/>
@@ -1456,6 +1724,13 @@
           <a:miter lim="800000"/>
         </a:ln>
         <a:ln w="19050" cap="flat" cmpd="sng" algn="ctr">
+          <a:solidFill>
+            <a:schemeClr val="phClr"/>
+          </a:solidFill>
+          <a:prstDash val="solid"/>
+          <a:miter lim="800000"/>
+        </a:ln>
+        <a:ln w="25400" cap="flat" cmpd="sng" algn="ctr">
           <a:solidFill>
             <a:schemeClr val="phClr"/>
           </a:solidFill>
@@ -1520,11 +1795,31 @@
       </a:bgFillStyleLst>
     </a:fmtScheme>
   </a:themeElements>
-  <a:objectDefaults/>
+  <a:objectDefaults>
+    <a:lnDef>
+      <a:spPr/>
+      <a:bodyPr/>
+      <a:lstStyle/>
+      <a:style>
+        <a:lnRef idx="2">
+          <a:schemeClr val="accent1"/>
+        </a:lnRef>
+        <a:fillRef idx="0">
+          <a:schemeClr val="accent1"/>
+        </a:fillRef>
+        <a:effectRef idx="1">
+          <a:schemeClr val="accent1"/>
+        </a:effectRef>
+        <a:fontRef idx="minor">
+          <a:schemeClr val="tx1"/>
+        </a:fontRef>
+      </a:style>
+    </a:lnDef>
+  </a:objectDefaults>
   <a:extraClrSchemeLst/>
   <a:extLst>
     <a:ext uri="{05A4C25C-085E-4340-85A3-A5531E510DB2}">
-      <thm15:themeFamily xmlns:thm15="http://schemas.microsoft.com/office/thememl/2012/main" name="Office Theme" id="{62F939B6-93AF-4DB8-9C6B-D6C7DFDC589F}" vid="{4A3C46E8-61CC-4603-A589-7422A47A8E4A}"/>
+      <thm15:themeFamily xmlns:thm15="http://schemas.microsoft.com/office/thememl/2012/main" name="Office Theme" id="{2E142A2C-CD16-42D6-873A-C26D2A0506FA}" vid="{1BDDFF52-6CD6-40A5-AB3C-68EB2F1E4D0A}"/>
     </a:ext>
   </a:extLst>
 </a:theme>

--- a/static/docs/comms/2026_AGM_Notice.docx
+++ b/static/docs/comms/2026_AGM_Notice.docx
@@ -467,7 +467,10 @@
         <w:ind w:left="-5"/>
       </w:pPr>
       <w:r>
-        <w:t>The Board of Directors is providing this notice to clearly explain how covenant enforcement and fines will be handled going forward, including timelines and homeowner rights. This communication is intended to promote transparency, fairness, and voluntary compliance, particularly for matters involving vegetation, tree height, and view protection.</w:t>
+        <w:t>T</w:t>
+      </w:r>
+      <w:r>
+        <w:t>he Board of Directors is providing this notice to clearly explain how covenant enforcement and fines will be handled going forward, including timelines and homeowner rights. This communication is intended to promote transparency, fairness, and voluntary compliance, particularly for matters involving vegetation, tree height, and view protection.</w:t>
       </w:r>
     </w:p>
     <w:p>
@@ -501,8 +504,8 @@
           <w:rFonts w:ascii="Consolas" w:hAnsi="Consolas" w:cs="Consolas"/>
           <w:b/>
           <w:bCs/>
-        </w:rPr>
-        <w:lastRenderedPageBreak/>
+          <w:noProof/>
+        </w:rPr>
         <w:drawing>
           <wp:inline distT="0" distB="0" distL="0" distR="0" wp14:anchorId="34FB8A32" wp14:editId="2D29431F">
             <wp:extent cx="1309607" cy="1309607"/>
@@ -590,6 +593,7 @@
         <w:ind w:left="-5"/>
       </w:pPr>
       <w:r>
+        <w:lastRenderedPageBreak/>
         <w:t>An informal written notice describing the issue and requesting voluntary correction. No fines are imposed at this stage.</w:t>
       </w:r>
     </w:p>
@@ -722,7 +726,6 @@
         <w:pStyle w:val="Heading2"/>
       </w:pPr>
       <w:r>
-        <w:lastRenderedPageBreak/>
         <w:t>What This Process Does Not Do</w:t>
       </w:r>
     </w:p>
@@ -766,29 +769,68 @@
         <w:t xml:space="preserve"> </w:t>
       </w:r>
       <w:r>
-        <w:t>early with questions or to request clarification.</w:t>
-      </w:r>
-    </w:p>
-    <w:p>
-      <w:pPr>
-        <w:ind w:left="-5"/>
-      </w:pPr>
+        <w:t>with questions or to request clarification.</w:t>
+      </w:r>
+    </w:p>
+    <w:p>
+      <w:pPr>
+        <w:ind w:left="-5"/>
+      </w:pPr>
+      <w:r>
+        <w:t xml:space="preserve">Your Woodside </w:t>
+      </w:r>
       <w:r>
         <w:t>Board of Directors</w:t>
       </w:r>
-    </w:p>
-    <w:p>
-      <w:pPr>
-        <w:ind w:left="-5"/>
-      </w:pPr>
-      <w:r>
-        <w:t>Woodside HOA</w:t>
+      <w:r>
+        <w:t>,</w:t>
+      </w:r>
+    </w:p>
+    <w:p>
+      <w:pPr>
+        <w:ind w:left="-5"/>
+      </w:pPr>
+      <w:r>
+        <w:t>Russ – President</w:t>
+      </w:r>
+    </w:p>
+    <w:p>
+      <w:pPr>
+        <w:ind w:left="-5"/>
+      </w:pPr>
+      <w:r>
+        <w:t>Emily – Vice President</w:t>
+      </w:r>
+    </w:p>
+    <w:p>
+      <w:pPr>
+        <w:ind w:left="-5"/>
+      </w:pPr>
+      <w:r>
+        <w:t>Kyle – Secretary</w:t>
+      </w:r>
+    </w:p>
+    <w:p>
+      <w:pPr>
+        <w:ind w:left="-5"/>
+      </w:pPr>
+      <w:r>
+        <w:t>Kelli – Treasure</w:t>
+      </w:r>
+    </w:p>
+    <w:p>
+      <w:pPr>
+        <w:ind w:left="-5"/>
+      </w:pPr>
+      <w:r>
+        <w:t>Tom - Landscaping</w:t>
       </w:r>
     </w:p>
     <w:sectPr>
       <w:pgSz w:w="12240" w:h="15840"/>
-      <w:pgMar w:top="1616" w:right="1560" w:bottom="2199" w:left="1560" w:header="720" w:footer="720" w:gutter="0"/>
+      <w:pgMar w:top="720" w:right="720" w:bottom="720" w:left="720" w:header="720" w:footer="720" w:gutter="0"/>
       <w:cols w:space="720"/>
+      <w:docGrid w:linePitch="272"/>
     </w:sectPr>
   </w:body>
 </w:document>
@@ -1507,6 +1549,18 @@
       <w14:ligatures w14:val="none"/>
     </w:rPr>
   </w:style>
+  <w:style w:type="character" w:styleId="FollowedHyperlink">
+    <w:name w:val="FollowedHyperlink"/>
+    <w:basedOn w:val="DefaultParagraphFont"/>
+    <w:uiPriority w:val="99"/>
+    <w:semiHidden/>
+    <w:unhideWhenUsed/>
+    <w:rsid w:val="002E22B9"/>
+    <w:rPr>
+      <w:color w:val="96607D" w:themeColor="followedHyperlink"/>
+      <w:u w:val="single"/>
+    </w:rPr>
+  </w:style>
 </w:styles>
 </file>
 
